--- a/Round Robin.docx
+++ b/Round Robin.docx
@@ -7,7 +7,11 @@
         <w:t>#include &lt;stdio.h&gt;</w:t>
       </w:r>
     </w:p>
-    <w:p/>
+    <w:p>
+      <w:r>
+        <w:t xml:space="preserve"> </w:t>
+      </w:r>
+    </w:p>
     <w:p>
       <w:r>
         <w:t>typedef struct Process {</w:t>
@@ -23,7 +27,11 @@
         <w:t>} Process;</w:t>
       </w:r>
     </w:p>
-    <w:p/>
+    <w:p>
+      <w:r>
+        <w:t xml:space="preserve"> </w:t>
+      </w:r>
+    </w:p>
     <w:p>
       <w:r>
         <w:t>int queue[20];</w:t>
@@ -34,7 +42,11 @@
         <w:t>int front = -1, rear = -1;</w:t>
       </w:r>
     </w:p>
-    <w:p/>
+    <w:p>
+      <w:r>
+        <w:t xml:space="preserve"> </w:t>
+      </w:r>
+    </w:p>
     <w:p>
       <w:r>
         <w:t>int gantt_p[100];</w:t>
@@ -50,7 +62,11 @@
         <w:t>int gindex = 0;</w:t>
       </w:r>
     </w:p>
-    <w:p/>
+    <w:p>
+      <w:r>
+        <w:t xml:space="preserve"> </w:t>
+      </w:r>
+    </w:p>
     <w:p>
       <w:r>
         <w:t>int isEmpty()</w:t>
@@ -81,7 +97,11 @@
         <w:t>}</w:t>
       </w:r>
     </w:p>
-    <w:p/>
+    <w:p>
+      <w:r>
+        <w:t xml:space="preserve"> </w:t>
+      </w:r>
+    </w:p>
     <w:p>
       <w:r>
         <w:t>void enqueue(int val)</w:t>
@@ -122,7 +142,12 @@
         <w:t>}</w:t>
       </w:r>
     </w:p>
-    <w:p/>
+    <w:p>
+      <w:r>
+        <w:lastRenderedPageBreak/>
+        <w:t xml:space="preserve"> </w:t>
+      </w:r>
+    </w:p>
     <w:p>
       <w:r>
         <w:t>int dequeue()</w:t>
@@ -138,13 +163,21 @@
         <w:t xml:space="preserve">    if (front == -1) return -1;</w:t>
       </w:r>
     </w:p>
-    <w:p/>
+    <w:p>
+      <w:r>
+        <w:t xml:space="preserve"> </w:t>
+      </w:r>
+    </w:p>
     <w:p>
       <w:r>
         <w:t xml:space="preserve">    int val = queue[front];</w:t>
       </w:r>
     </w:p>
-    <w:p/>
+    <w:p>
+      <w:r>
+        <w:t xml:space="preserve"> </w:t>
+      </w:r>
+    </w:p>
     <w:p>
       <w:r>
         <w:t xml:space="preserve">    if (front == rear)</w:t>
@@ -165,7 +198,11 @@
         <w:t xml:space="preserve">        front++;</w:t>
       </w:r>
     </w:p>
-    <w:p/>
+    <w:p>
+      <w:r>
+        <w:t xml:space="preserve"> </w:t>
+      </w:r>
+    </w:p>
     <w:p>
       <w:r>
         <w:t xml:space="preserve">    return val;</w:t>
@@ -176,7 +213,11 @@
         <w:t>}</w:t>
       </w:r>
     </w:p>
-    <w:p/>
+    <w:p>
+      <w:r>
+        <w:t xml:space="preserve"> </w:t>
+      </w:r>
+    </w:p>
     <w:p>
       <w:r>
         <w:t>int main()</w:t>
@@ -197,7 +238,11 @@
         <w:t xml:space="preserve">    int n,i,tq;</w:t>
       </w:r>
     </w:p>
-    <w:p/>
+    <w:p>
+      <w:r>
+        <w:t xml:space="preserve"> </w:t>
+      </w:r>
+    </w:p>
     <w:p>
       <w:r>
         <w:t xml:space="preserve">    printf("Enter number of processes: ");</w:t>
@@ -208,7 +253,11 @@
         <w:t xml:space="preserve">    scanf("%d",&amp;n);</w:t>
       </w:r>
     </w:p>
-    <w:p/>
+    <w:p>
+      <w:r>
+        <w:t xml:space="preserve"> </w:t>
+      </w:r>
+    </w:p>
     <w:p>
       <w:r>
         <w:t xml:space="preserve">    printf("Enter Time Quantum: ");</w:t>
@@ -219,7 +268,11 @@
         <w:t xml:space="preserve">    scanf("%d",&amp;tq);</w:t>
       </w:r>
     </w:p>
-    <w:p/>
+    <w:p>
+      <w:r>
+        <w:t xml:space="preserve"> </w:t>
+      </w:r>
+    </w:p>
     <w:p>
       <w:r>
         <w:t xml:space="preserve">    for (i=0;i&lt;n;i++)</w:t>
@@ -241,7 +294,11 @@
         <w:t xml:space="preserve">        scanf("%d",&amp;p[i].at);</w:t>
       </w:r>
     </w:p>
-    <w:p/>
+    <w:p>
+      <w:r>
+        <w:t xml:space="preserve"> </w:t>
+      </w:r>
+    </w:p>
     <w:p>
       <w:r>
         <w:t xml:space="preserve">        printf("Burst time for P%d: ",i+1);</w:t>
@@ -252,7 +309,11 @@
         <w:t xml:space="preserve">        scanf("%d",&amp;p[i].bt);</w:t>
       </w:r>
     </w:p>
-    <w:p/>
+    <w:p>
+      <w:r>
+        <w:t xml:space="preserve"> </w:t>
+      </w:r>
+    </w:p>
     <w:p>
       <w:r>
         <w:t xml:space="preserve">        p[i].remt = p[i].bt;</w:t>
@@ -263,7 +324,11 @@
         <w:t xml:space="preserve">    }</w:t>
       </w:r>
     </w:p>
-    <w:p/>
+    <w:p>
+      <w:r>
+        <w:t xml:space="preserve"> </w:t>
+      </w:r>
+    </w:p>
     <w:p>
       <w:r>
         <w:t xml:space="preserve">    int time = 0, completed = 0;</w:t>
@@ -274,7 +339,11 @@
         <w:t xml:space="preserve">    int visited[20] = {0};</w:t>
       </w:r>
     </w:p>
-    <w:p/>
+    <w:p>
+      <w:r>
+        <w:t xml:space="preserve"> </w:t>
+      </w:r>
+    </w:p>
     <w:p>
       <w:r>
         <w:t xml:space="preserve">    for(i=0;i&lt;n;i++)</w:t>
@@ -315,13 +384,21 @@
         <w:t xml:space="preserve">    }</w:t>
       </w:r>
     </w:p>
-    <w:p/>
+    <w:p>
+      <w:r>
+        <w:t xml:space="preserve"> </w:t>
+      </w:r>
+    </w:p>
     <w:p>
       <w:r>
         <w:t xml:space="preserve">    gantt_t[gindex] = 0;</w:t>
       </w:r>
     </w:p>
-    <w:p/>
+    <w:p>
+      <w:r>
+        <w:t xml:space="preserve"> </w:t>
+      </w:r>
+    </w:p>
     <w:p>
       <w:r>
         <w:t xml:space="preserve">    while(completed &lt; n)</w:t>
@@ -358,19 +435,31 @@
         <w:t xml:space="preserve">        }</w:t>
       </w:r>
     </w:p>
-    <w:p/>
+    <w:p>
+      <w:r>
+        <w:t xml:space="preserve"> </w:t>
+      </w:r>
+    </w:p>
     <w:p>
       <w:r>
         <w:t xml:space="preserve">        int cur = dequeue();</w:t>
       </w:r>
     </w:p>
-    <w:p/>
+    <w:p>
+      <w:r>
+        <w:t xml:space="preserve"> </w:t>
+      </w:r>
+    </w:p>
     <w:p>
       <w:r>
         <w:t xml:space="preserve">        gantt_p[gindex] = cur + 1;</w:t>
       </w:r>
     </w:p>
-    <w:p/>
+    <w:p>
+      <w:r>
+        <w:t xml:space="preserve"> </w:t>
+      </w:r>
+    </w:p>
     <w:p>
       <w:r>
         <w:t xml:space="preserve">        if(p[cur].remt &gt; tq)</w:t>
@@ -431,13 +520,21 @@
         <w:t xml:space="preserve">        }</w:t>
       </w:r>
     </w:p>
-    <w:p/>
+    <w:p>
+      <w:r>
+        <w:t xml:space="preserve"> </w:t>
+      </w:r>
+    </w:p>
     <w:p>
       <w:r>
         <w:t xml:space="preserve">        gantt_t[++gindex] = time;</w:t>
       </w:r>
     </w:p>
-    <w:p/>
+    <w:p>
+      <w:r>
+        <w:t xml:space="preserve"> </w:t>
+      </w:r>
+    </w:p>
     <w:p>
       <w:r>
         <w:t xml:space="preserve">        for(i=0;i&lt;n;i++)</w:t>
@@ -479,15 +576,65 @@
         <w:t xml:space="preserve">        }</w:t>
       </w:r>
     </w:p>
+    <w:p>
+      <w:r>
+        <w:t xml:space="preserve"> </w:t>
+      </w:r>
+    </w:p>
+    <w:p>
+      <w:r>
+        <w:t xml:space="preserve">        if(p[cur].remt &gt; 0)</w:t>
+      </w:r>
+    </w:p>
+    <w:p>
+      <w:r>
+        <w:t xml:space="preserve">            enqueue(cur);</w:t>
+      </w:r>
+    </w:p>
+    <w:p>
+      <w:r>
+        <w:t xml:space="preserve">    }</w:t>
+      </w:r>
+    </w:p>
+    <w:p>
+      <w:r>
+        <w:t xml:space="preserve"> </w:t>
+      </w:r>
+    </w:p>
+    <w:p>
+      <w:r>
+        <w:t xml:space="preserve">    float total_tat = 0, total_wt = 0;</w:t>
+      </w:r>
+    </w:p>
     <w:p/>
     <w:p>
       <w:r>
-        <w:t xml:space="preserve">        if(p[cur].remt &gt; 0)</w:t>
-      </w:r>
-    </w:p>
-    <w:p>
-      <w:r>
-        <w:t xml:space="preserve">            enqueue(cur);</w:t>
+        <w:t xml:space="preserve">    for(i=0;i&lt;n;i++)</w:t>
+      </w:r>
+    </w:p>
+    <w:p>
+      <w:r>
+        <w:t xml:space="preserve">    {</w:t>
+      </w:r>
+    </w:p>
+    <w:p>
+      <w:r>
+        <w:t xml:space="preserve">        p[i].tat = p[i].ct - p[i].at;</w:t>
+      </w:r>
+    </w:p>
+    <w:p>
+      <w:r>
+        <w:t xml:space="preserve">        p[i].wt = p[i].tat - p[i].bt;</w:t>
+      </w:r>
+    </w:p>
+    <w:p>
+      <w:r>
+        <w:t xml:space="preserve">        total_tat += p[i].tat;</w:t>
+      </w:r>
+    </w:p>
+    <w:p>
+      <w:r>
+        <w:t xml:space="preserve">        total_wt += p[i].wt;</w:t>
       </w:r>
     </w:p>
     <w:p>
@@ -495,70 +642,68 @@
         <w:t xml:space="preserve">    }</w:t>
       </w:r>
     </w:p>
+    <w:p>
+      <w:r>
+        <w:t xml:space="preserve"> </w:t>
+      </w:r>
+    </w:p>
+    <w:p>
+      <w:r>
+        <w:t xml:space="preserve">    printf("\nPID\tAT\tBT\tCT\tTAT\tWT\n");</w:t>
+      </w:r>
+    </w:p>
+    <w:p>
+      <w:r>
+        <w:t xml:space="preserve">    for(i=0;i&lt;n;i++)</w:t>
+      </w:r>
+    </w:p>
+    <w:p>
+      <w:r>
+        <w:t xml:space="preserve">    {</w:t>
+      </w:r>
+    </w:p>
+    <w:p>
+      <w:r>
+        <w:t xml:space="preserve">        printf("P%d\t%d\t%d\t%d\t%d\t%d\n",</w:t>
+      </w:r>
+    </w:p>
+    <w:p>
+      <w:r>
+        <w:t xml:space="preserve">        i+1,p[i].at,p[i].bt,p[i].ct,p[i].tat,p[i].wt);</w:t>
+      </w:r>
+    </w:p>
+    <w:p>
+      <w:r>
+        <w:t xml:space="preserve">    }</w:t>
+      </w:r>
+    </w:p>
     <w:p/>
     <w:p>
       <w:r>
-        <w:t xml:space="preserve">    for(i=0;i&lt;n;i++)</w:t>
-      </w:r>
-    </w:p>
-    <w:p>
-      <w:r>
-        <w:t xml:space="preserve">    {</w:t>
-      </w:r>
-    </w:p>
-    <w:p>
-      <w:r>
-        <w:t xml:space="preserve">        p[i].tat = p[i].ct - p[i].at;</w:t>
-      </w:r>
-    </w:p>
-    <w:p>
-      <w:r>
-        <w:t xml:space="preserve">        p[i].wt = p[i].tat - p[i].bt;</w:t>
-      </w:r>
-    </w:p>
-    <w:p>
-      <w:r>
-        <w:t xml:space="preserve">    }</w:t>
-      </w:r>
-    </w:p>
-    <w:p/>
-    <w:p>
-      <w:r>
-        <w:t xml:space="preserve">    printf("\nPID\tAT\tBT\tCT\tTAT\tWT\n");</w:t>
-      </w:r>
-    </w:p>
-    <w:p>
-      <w:r>
-        <w:t xml:space="preserve">    for(i=0;i&lt;n;i++)</w:t>
-      </w:r>
-    </w:p>
-    <w:p>
-      <w:r>
-        <w:t xml:space="preserve">    {</w:t>
-      </w:r>
-    </w:p>
-    <w:p>
-      <w:r>
-        <w:t xml:space="preserve">        printf("P%d\t%d\t%d\t%d\t%d\t%d\n",</w:t>
-      </w:r>
-    </w:p>
-    <w:p>
-      <w:r>
-        <w:t xml:space="preserve">        i+1,p[i].at,p[i].bt,p[i].ct,p[i].tat,p[i].wt);</w:t>
-      </w:r>
-    </w:p>
-    <w:p>
-      <w:r>
-        <w:t xml:space="preserve">    }</w:t>
-      </w:r>
-    </w:p>
-    <w:p/>
+        <w:t xml:space="preserve">    printf("\nAverage TAT: %.2f", total_tat / n);</w:t>
+      </w:r>
+    </w:p>
+    <w:p>
+      <w:r>
+        <w:t xml:space="preserve">    printf("\nAverage WT:  %.2f\n", total_wt / n);</w:t>
+      </w:r>
+    </w:p>
+    <w:p>
+      <w:r>
+        <w:t xml:space="preserve"> </w:t>
+      </w:r>
+    </w:p>
     <w:p>
       <w:r>
         <w:t xml:space="preserve">    printf("\nGantt Chart:\n");</w:t>
       </w:r>
     </w:p>
-    <w:p/>
+    <w:p>
+      <w:r>
+        <w:lastRenderedPageBreak/>
+        <w:t xml:space="preserve"> </w:t>
+      </w:r>
+    </w:p>
     <w:p>
       <w:r>
         <w:t xml:space="preserve">    for(i=0;i&lt;gindex;i++)</w:t>
@@ -574,7 +719,11 @@
         <w:t xml:space="preserve">    printf("|\n");</w:t>
       </w:r>
     </w:p>
-    <w:p/>
+    <w:p>
+      <w:r>
+        <w:t xml:space="preserve"> </w:t>
+      </w:r>
+    </w:p>
     <w:p>
       <w:r>
         <w:t xml:space="preserve">    for(i=0;i&lt;=gindex;i++)</w:t>
@@ -585,13 +734,21 @@
         <w:t xml:space="preserve">        printf("%-6d", gantt_t[i]);</w:t>
       </w:r>
     </w:p>
-    <w:p/>
+    <w:p>
+      <w:r>
+        <w:t xml:space="preserve"> </w:t>
+      </w:r>
+    </w:p>
     <w:p>
       <w:r>
         <w:t xml:space="preserve">    printf("\n");</w:t>
       </w:r>
     </w:p>
-    <w:p/>
+    <w:p>
+      <w:r>
+        <w:t xml:space="preserve"> </w:t>
+      </w:r>
+    </w:p>
     <w:p>
       <w:r>
         <w:t xml:space="preserve">    return 0;</w:t>
@@ -610,10 +767,10 @@
     <w:p>
       <w:r>
         <w:drawing>
-          <wp:inline distT="0" distB="0" distL="0" distR="0" wp14:anchorId="722FE740" wp14:editId="32C76CF3">
-            <wp:extent cx="4915586" cy="3858163"/>
-            <wp:effectExtent l="0" t="0" r="0" b="9525"/>
-            <wp:docPr id="887991562" name="Picture 1"/>
+          <wp:inline distT="0" distB="0" distL="0" distR="0" wp14:anchorId="2F826310" wp14:editId="29CC6C8B">
+            <wp:extent cx="4876800" cy="4627559"/>
+            <wp:effectExtent l="0" t="0" r="0" b="1905"/>
+            <wp:docPr id="1299418955" name="Picture 1"/>
             <wp:cNvGraphicFramePr>
               <a:graphicFrameLocks xmlns:a="http://schemas.openxmlformats.org/drawingml/2006/main" noChangeAspect="1"/>
             </wp:cNvGraphicFramePr>
@@ -621,7 +778,7 @@
               <a:graphicData uri="http://schemas.openxmlformats.org/drawingml/2006/picture">
                 <pic:pic xmlns:pic="http://schemas.openxmlformats.org/drawingml/2006/picture">
                   <pic:nvPicPr>
-                    <pic:cNvPr id="887991562" name=""/>
+                    <pic:cNvPr id="1299418955" name=""/>
                     <pic:cNvPicPr/>
                   </pic:nvPicPr>
                   <pic:blipFill>
@@ -633,7 +790,7 @@
                   <pic:spPr>
                     <a:xfrm>
                       <a:off x="0" y="0"/>
-                      <a:ext cx="4915586" cy="3858163"/>
+                      <a:ext cx="4883824" cy="4634224"/>
                     </a:xfrm>
                     <a:prstGeom prst="rect">
                       <a:avLst/>
